--- a/Nail_Tracker_User_Guide.docx
+++ b/Nail_Tracker_User_Guide.docx
@@ -19,7 +19,7 @@
         <w:rPr>
           <w:b/>
         </w:rPr>
-        <w:t>Version 3.50</w:t>
+        <w:t>Version 3.51</w:t>
       </w:r>
       <w:r>
         <w:rPr>
@@ -4562,6 +4562,39 @@
         <w:rPr>
           <w:b w:val="0"/>
         </w:rPr>
+        <w:t xml:space="preserve">Use the </w:t>
+      </w:r>
+      <w:r>
+        <w:rPr>
+          <w:b/>
+        </w:rPr>
+        <w:t>Location</w:t>
+      </w:r>
+      <w:r>
+        <w:rPr>
+          <w:b w:val="0"/>
+        </w:rPr>
+        <w:t xml:space="preserve"> dropdown to narrow the report to a single place — pick </w:t>
+      </w:r>
+      <w:r>
+        <w:rPr>
+          <w:b/>
+        </w:rPr>
+        <w:t>Home Office</w:t>
+      </w:r>
+      <w:r>
+        <w:rPr>
+          <w:b w:val="0"/>
+        </w:rPr>
+        <w:t xml:space="preserve"> to see only what is in stock at Home Office, or any distributor to see only theirs. The Excel download always matches whatever you have selected, so you can send one distributor just their own stock list.</w:t>
+      </w:r>
+    </w:p>
+    <w:p>
+      <w:pPr/>
+      <w:r>
+        <w:rPr>
+          <w:b w:val="0"/>
+        </w:rPr>
         <w:t>You can also search by item number or description at the top, sort by any column, and download the whole matrix as an Excel file.</w:t>
       </w:r>
     </w:p>
@@ -4621,19 +4654,31 @@
         <w:rPr>
           <w:b w:val="0"/>
         </w:rPr>
-        <w:t xml:space="preserve"> — how many of *each item number* were used, broken down by distributor. Every row is one item number; every column is a distributor; the </w:t>
-      </w:r>
-      <w:r>
-        <w:rPr>
-          <w:b/>
-        </w:rPr>
-        <w:t>Total</w:t>
-      </w:r>
-      <w:r>
-        <w:rPr>
-          <w:b w:val="0"/>
-        </w:rPr>
-        <w:t xml:space="preserve"> column on the right is the company-wide figure for that item. Use the </w:t>
+        <w:t xml:space="preserve"> — how many of *each item number* were used in total, grouped by product category (Short Nail, Long Nail, Lag Screw, Interlocking Screw, Cap Screw, Set Screw). Within each category the </w:t>
+      </w:r>
+      <w:r>
+        <w:rPr>
+          <w:b/>
+        </w:rPr>
+        <w:t>most-used items are listed first</w:t>
+      </w:r>
+      <w:r>
+        <w:rPr>
+          <w:b w:val="0"/>
+        </w:rPr>
+        <w:t xml:space="preserve">, so the biggest movers are at the top of their group. Each item shows one quantity: the total used across </w:t>
+      </w:r>
+      <w:r>
+        <w:rPr>
+          <w:b/>
+        </w:rPr>
+        <w:t>all</w:t>
+      </w:r>
+      <w:r>
+        <w:rPr>
+          <w:b w:val="0"/>
+        </w:rPr>
+        <w:t xml:space="preserve"> distributors — this report intentionally does not break usage down by distributor. Use the </w:t>
       </w:r>
       <w:r>
         <w:rPr>
@@ -4645,7 +4690,7 @@
         <w:rPr>
           <w:b w:val="0"/>
         </w:rPr>
-        <w:t xml:space="preserve"> button to pick a calendar year (this year gives you a year-to-date total; pick a past year for its full-year total), or switch to a rolling </w:t>
+        <w:t xml:space="preserve"> button to pick a calendar year (this year gives you the year to date; pick a past year for its full-year total), or switch to a rolling </w:t>
       </w:r>
       <w:r>
         <w:rPr>
@@ -4657,7 +4702,19 @@
         <w:rPr>
           <w:b w:val="0"/>
         </w:rPr>
-        <w:t xml:space="preserve"> window. Search by item number or description, tap any column header to sort, and tap a number to see those exact units in Inventory. This is the report to use for "how many of this SKU did we go through this year, and who used them?"</w:t>
+        <w:t xml:space="preserve"> window. Use the </w:t>
+      </w:r>
+      <w:r>
+        <w:rPr>
+          <w:b/>
+        </w:rPr>
+        <w:t>category</w:t>
+      </w:r>
+      <w:r>
+        <w:rPr>
+          <w:b w:val="0"/>
+        </w:rPr>
+        <w:t xml:space="preserve"> dropdown to look at just one product type — e.g. to see which lag screws move most. Search by item number or description, tap an item to see those units in Inventory, and export the whole thing to Excel (the export follows whichever period and category you have selected).</w:t>
       </w:r>
     </w:p>
     <w:p>

--- a/Nail_Tracker_User_Guide.docx
+++ b/Nail_Tracker_User_Guide.docx
@@ -19,7 +19,7 @@
         <w:rPr>
           <w:b/>
         </w:rPr>
-        <w:t>Version 3.51</w:t>
+        <w:t>Version 3.52</w:t>
       </w:r>
       <w:r>
         <w:rPr>
@@ -5724,6 +5724,145 @@
       <w:pPr/>
       <w:r>
         <w:rPr>
+          <w:b/>
+        </w:rPr>
+        <w:t>Quantity, or months of cover:</w:t>
+      </w:r>
+    </w:p>
+    <w:p>
+      <w:pPr/>
+      <w:r>
+        <w:rPr>
+          <w:b w:val="0"/>
+        </w:rPr>
+        <w:t xml:space="preserve">At the top of the Par Levels page there's a switch — </w:t>
+      </w:r>
+      <w:r>
+        <w:rPr>
+          <w:b/>
+        </w:rPr>
+        <w:t>Enter pars as: Quantity / Months of cover</w:t>
+      </w:r>
+      <w:r>
+        <w:rPr>
+          <w:b w:val="0"/>
+        </w:rPr>
+        <w:t>. It decides what the next number you type means.</w:t>
+      </w:r>
+    </w:p>
+    <w:p>
+      <w:pPr>
+        <w:pStyle w:val="ListBullet"/>
+      </w:pPr>
+      <w:r>
+        <w:rPr>
+          <w:b/>
+        </w:rPr>
+        <w:t>Quantity</w:t>
+      </w:r>
+      <w:r>
+        <w:rPr>
+          <w:b w:val="0"/>
+        </w:rPr>
+        <w:t xml:space="preserve"> is a flat number: "keep at least 10 of these".</w:t>
+      </w:r>
+    </w:p>
+    <w:p>
+      <w:pPr>
+        <w:pStyle w:val="ListBullet"/>
+      </w:pPr>
+      <w:r>
+        <w:rPr>
+          <w:b/>
+        </w:rPr>
+        <w:t>Months of cover</w:t>
+      </w:r>
+      <w:r>
+        <w:rPr>
+          <w:b w:val="0"/>
+        </w:rPr>
+        <w:t xml:space="preserve"> is the smarter option: type </w:t>
+      </w:r>
+      <w:r>
+        <w:rPr>
+          <w:b/>
+        </w:rPr>
+        <w:t>12</w:t>
+      </w:r>
+      <w:r>
+        <w:rPr>
+          <w:b w:val="0"/>
+        </w:rPr>
+        <w:t xml:space="preserve"> and the system works out the quantity from how fast that item actually moves. If a distributor uses 2 a month, 12 months of cover is a par of 24. It is not a one-off calculation — the par keeps tracking usage, so as demand rises or falls the par follows without you editing anything.</w:t>
+      </w:r>
+    </w:p>
+    <w:p>
+      <w:pPr/>
+      <w:r>
+        <w:rPr>
+          <w:b w:val="0"/>
+        </w:rPr>
+        <w:t>As you type, the line under each box shows what the number works out to, e.g. *"12 mo ≈ 24 units (2/mo)"*, so you see the quantity before you save.</w:t>
+      </w:r>
+    </w:p>
+    <w:p>
+      <w:pPr/>
+      <w:r>
+        <w:rPr>
+          <w:b w:val="0"/>
+        </w:rPr>
+        <w:t xml:space="preserve">Set months of cover on a </w:t>
+      </w:r>
+      <w:r>
+        <w:rPr>
+          <w:b/>
+        </w:rPr>
+        <w:t>whole group</w:t>
+      </w:r>
+      <w:r>
+        <w:rPr>
+          <w:b w:val="0"/>
+        </w:rPr>
+        <w:t xml:space="preserve"> and it's sized per item: every size gets its own par based on its own usage, rather than one blanket number. Because of that, a group box in months mode says *"each size sized from its own usage"* rather than a single quantity — there isn't one number that's true for the whole group.</w:t>
+      </w:r>
+    </w:p>
+    <w:p>
+      <w:pPr/>
+      <w:r>
+        <w:rPr>
+          <w:b w:val="0"/>
+        </w:rPr>
+        <w:t>The switch only affects what you type next. Pars you've already saved keep whatever basis they were set with, and the line under each box always tells you which it is.</w:t>
+      </w:r>
+    </w:p>
+    <w:p>
+      <w:pPr/>
+      <w:r>
+        <w:rPr>
+          <w:b w:val="0"/>
+          <w:i/>
+        </w:rPr>
+        <w:t xml:space="preserve">An item set to months of cover but with </w:t>
+      </w:r>
+      <w:r>
+        <w:rPr>
+          <w:b/>
+          <w:i/>
+        </w:rPr>
+        <w:t>no usage recorded yet</w:t>
+      </w:r>
+      <w:r>
+        <w:rPr>
+          <w:b w:val="0"/>
+          <w:i/>
+        </w:rPr>
+        <w:t xml:space="preserve"> gets no par at all, and won't appear on the Reorder Report. With nothing to measure there's nothing to infer — use a flat quantity for brand-new products until they've been used a few times.</w:t>
+      </w:r>
+    </w:p>
+    <w:p>
+      <w:pPr/>
+      <w:r>
+        <w:rPr>
           <w:b w:val="0"/>
         </w:rPr>
         <w:t xml:space="preserve">The Reorder Report shows, for each low item: how many are </w:t>
@@ -5774,7 +5913,31 @@
         <w:rPr>
           <w:b w:val="0"/>
         </w:rPr>
-        <w:t xml:space="preserve"> for context. You can search, filter to one distributor, and </w:t>
+        <w:t xml:space="preserve"> for context. A par set as months of cover carries a small </w:t>
+      </w:r>
+      <w:r>
+        <w:rPr>
+          <w:b/>
+        </w:rPr>
+        <w:t>"12 mo"</w:t>
+      </w:r>
+      <w:r>
+        <w:rPr>
+          <w:b w:val="0"/>
+        </w:rPr>
+        <w:t xml:space="preserve"> tag so you can tell at a glance that it's demand-driven rather than hand-typed; the Excel export has a </w:t>
+      </w:r>
+      <w:r>
+        <w:rPr>
+          <w:b/>
+        </w:rPr>
+        <w:t>Par Basis</w:t>
+      </w:r>
+      <w:r>
+        <w:rPr>
+          <w:b w:val="0"/>
+        </w:rPr>
+        <w:t xml:space="preserve"> column saying the same. You can search, filter to one distributor, and </w:t>
       </w:r>
       <w:r>
         <w:rPr>
